--- a/teaching/2025Spring/3502/syllabus.docx
+++ b/teaching/2025Spring/3502/syllabus.docx
@@ -1,6 +1,6 @@
 
 <file path=word/document.xml><?xml version="1.0" encoding="utf-8"?>
-<w:document xmlns:wpc="http://schemas.microsoft.com/office/word/2010/wordprocessingCanvas" xmlns:cx="http://schemas.microsoft.com/office/drawing/2014/chartex" xmlns:cx1="http://schemas.microsoft.com/office/drawing/2015/9/8/chartex" xmlns:cx2="http://schemas.microsoft.com/office/drawing/2015/10/21/chartex" xmlns:cx3="http://schemas.microsoft.com/office/drawing/2016/5/9/chartex" xmlns:cx4="http://schemas.microsoft.com/office/drawing/2016/5/10/chartex" xmlns:cx5="http://schemas.microsoft.com/office/drawing/2016/5/11/chartex" xmlns:cx6="http://schemas.microsoft.com/office/drawing/2016/5/12/chartex" xmlns:cx7="http://schemas.microsoft.com/office/drawing/2016/5/13/chartex" xmlns:cx8="http://schemas.microsoft.com/office/drawing/2016/5/14/chartex" xmlns:mc="http://schemas.openxmlformats.org/markup-compatibility/2006" xmlns:aink="http://schemas.microsoft.com/office/drawing/2016/ink" xmlns:am3d="http://schemas.microsoft.com/office/drawing/2017/model3d" xmlns:o="urn:schemas-microsoft-com:office:office" xmlns:oel="http://schemas.microsoft.com/office/2019/extlst" xmlns:r="http://schemas.openxmlformats.org/officeDocument/2006/relationships" xmlns:m="http://schemas.openxmlformats.org/officeDocument/2006/math" xmlns:v="urn:schemas-microsoft-com:vml" xmlns:wp14="http://schemas.microsoft.com/office/word/2010/wordprocessingDrawing" xmlns:wp="http://schemas.openxmlformats.org/drawingml/2006/wordprocessingDrawing" xmlns:w10="urn:schemas-microsoft-com:office:word" xmlns:w="http://schemas.openxmlformats.org/wordprocessingml/2006/main" xmlns:w14="http://schemas.microsoft.com/office/word/2010/wordml" xmlns:w15="http://schemas.microsoft.com/office/word/2012/wordml" xmlns:w16cex="http://schemas.microsoft.com/office/word/2018/wordml/cex" xmlns:w16cid="http://schemas.microsoft.com/office/word/2016/wordml/cid" xmlns:w16="http://schemas.microsoft.com/office/word/2018/wordml" xmlns:w16du="http://schemas.microsoft.com/office/word/2023/wordml/word16du" xmlns:w16sdtdh="http://schemas.microsoft.com/office/word/2020/wordml/sdtdatahash" xmlns:w16se="http://schemas.microsoft.com/office/word/2015/wordml/symex" xmlns:wpg="http://schemas.microsoft.com/office/word/2010/wordprocessingGroup" xmlns:wpi="http://schemas.microsoft.com/office/word/2010/wordprocessingInk" xmlns:wne="http://schemas.microsoft.com/office/word/2006/wordml" xmlns:wps="http://schemas.microsoft.com/office/word/2010/wordprocessingShape" mc:Ignorable="w14 w15 w16se w16cid w16 w16cex w16sdtdh w16du wp14">
+<w:document xmlns:wpc="http://schemas.microsoft.com/office/word/2010/wordprocessingCanvas" xmlns:cx="http://schemas.microsoft.com/office/drawing/2014/chartex" xmlns:cx1="http://schemas.microsoft.com/office/drawing/2015/9/8/chartex" xmlns:cx2="http://schemas.microsoft.com/office/drawing/2015/10/21/chartex" xmlns:cx3="http://schemas.microsoft.com/office/drawing/2016/5/9/chartex" xmlns:cx4="http://schemas.microsoft.com/office/drawing/2016/5/10/chartex" xmlns:cx5="http://schemas.microsoft.com/office/drawing/2016/5/11/chartex" xmlns:cx6="http://schemas.microsoft.com/office/drawing/2016/5/12/chartex" xmlns:cx7="http://schemas.microsoft.com/office/drawing/2016/5/13/chartex" xmlns:cx8="http://schemas.microsoft.com/office/drawing/2016/5/14/chartex" xmlns:mc="http://schemas.openxmlformats.org/markup-compatibility/2006" xmlns:aink="http://schemas.microsoft.com/office/drawing/2016/ink" xmlns:am3d="http://schemas.microsoft.com/office/drawing/2017/model3d" xmlns:o="urn:schemas-microsoft-com:office:office" xmlns:oel="http://schemas.microsoft.com/office/2019/extlst" xmlns:r="http://schemas.openxmlformats.org/officeDocument/2006/relationships" xmlns:m="http://schemas.openxmlformats.org/officeDocument/2006/math" xmlns:v="urn:schemas-microsoft-com:vml" xmlns:wp14="http://schemas.microsoft.com/office/word/2010/wordprocessingDrawing" xmlns:wp="http://schemas.openxmlformats.org/drawingml/2006/wordprocessingDrawing" xmlns:w10="urn:schemas-microsoft-com:office:word" xmlns:w="http://schemas.openxmlformats.org/wordprocessingml/2006/main" xmlns:w14="http://schemas.microsoft.com/office/word/2010/wordml" xmlns:w15="http://schemas.microsoft.com/office/word/2012/wordml" xmlns:w16cex="http://schemas.microsoft.com/office/word/2018/wordml/cex" xmlns:w16cid="http://schemas.microsoft.com/office/word/2016/wordml/cid" xmlns:w16="http://schemas.microsoft.com/office/word/2018/wordml" xmlns:w16du="http://schemas.microsoft.com/office/word/2023/wordml/word16du" xmlns:w16sdtdh="http://schemas.microsoft.com/office/word/2020/wordml/sdtdatahash" xmlns:w16sdtfl="http://schemas.microsoft.com/office/word/2024/wordml/sdtformatlock" xmlns:w16se="http://schemas.microsoft.com/office/word/2015/wordml/symex" xmlns:wpg="http://schemas.microsoft.com/office/word/2010/wordprocessingGroup" xmlns:wpi="http://schemas.microsoft.com/office/word/2010/wordprocessingInk" xmlns:wne="http://schemas.microsoft.com/office/word/2006/wordml" xmlns:wps="http://schemas.microsoft.com/office/word/2010/wordprocessingShape" mc:Ignorable="w14 w15 w16se w16cid w16 w16cex w16sdtdh w16sdtfl w16du wp14">
   <w:body>
     <w:p>
       <w:pPr>
@@ -732,6 +732,9 @@
           </w:rPr>
           <w:t>‬</w:t>
         </w:r>
+        <w:r>
+          <w:t>‬</w:t>
+        </w:r>
       </w:bdo>
     </w:p>
     <w:p>
@@ -757,7 +760,39 @@
           <w:sz w:val="24"/>
           <w:szCs w:val="24"/>
         </w:rPr>
-        <w:t>M/W 2pm-4pm. MS teams, and by appointment</w:t>
+        <w:t xml:space="preserve">M/W </w:t>
+      </w:r>
+      <w:r>
+        <w:rPr>
+          <w:rFonts w:hint="eastAsia"/>
+          <w:sz w:val="24"/>
+          <w:szCs w:val="24"/>
+          <w:lang w:eastAsia="zh-CN"/>
+        </w:rPr>
+        <w:t>4</w:t>
+      </w:r>
+      <w:r>
+        <w:rPr>
+          <w:sz w:val="24"/>
+          <w:szCs w:val="24"/>
+        </w:rPr>
+        <w:t>pm-</w:t>
+      </w:r>
+      <w:r>
+        <w:rPr>
+          <w:rFonts w:hint="eastAsia"/>
+          <w:sz w:val="24"/>
+          <w:szCs w:val="24"/>
+          <w:lang w:eastAsia="zh-CN"/>
+        </w:rPr>
+        <w:t>5</w:t>
+      </w:r>
+      <w:r>
+        <w:rPr>
+          <w:sz w:val="24"/>
+          <w:szCs w:val="24"/>
+        </w:rPr>
+        <w:t>pm. MS teams, and by appointment</w:t>
       </w:r>
       <w:r>
         <w:rPr>
@@ -1162,47 +1197,13 @@
           <w:szCs w:val="24"/>
         </w:rPr>
       </w:pPr>
-      <w:proofErr w:type="spellStart"/>
-      <w:r>
-        <w:rPr>
-          <w:sz w:val="24"/>
-          <w:szCs w:val="24"/>
-        </w:rPr>
-        <w:t>Remzi</w:t>
-      </w:r>
-      <w:proofErr w:type="spellEnd"/>
-      <w:r>
-        <w:rPr>
-          <w:sz w:val="24"/>
-          <w:szCs w:val="24"/>
-        </w:rPr>
-        <w:t xml:space="preserve"> H. </w:t>
-      </w:r>
-      <w:proofErr w:type="spellStart"/>
-      <w:r>
-        <w:rPr>
-          <w:sz w:val="24"/>
-          <w:szCs w:val="24"/>
-        </w:rPr>
-        <w:t>Arpaci-Dusseau</w:t>
-      </w:r>
-      <w:proofErr w:type="spellEnd"/>
-      <w:r>
-        <w:rPr>
-          <w:sz w:val="24"/>
-          <w:szCs w:val="24"/>
-        </w:rPr>
-        <w:t xml:space="preserve"> and Andrea C. </w:t>
-      </w:r>
-      <w:proofErr w:type="spellStart"/>
-      <w:r>
-        <w:rPr>
-          <w:sz w:val="24"/>
-          <w:szCs w:val="24"/>
-        </w:rPr>
-        <w:t>Arpaci-Dusseau</w:t>
-      </w:r>
-      <w:proofErr w:type="spellEnd"/>
+      <w:r>
+        <w:rPr>
+          <w:sz w:val="24"/>
+          <w:szCs w:val="24"/>
+        </w:rPr>
+        <w:t>Remzi H. Arpaci-Dusseau and Andrea C. Arpaci-Dusseau</w:t>
+      </w:r>
     </w:p>
     <w:p>
       <w:pPr>
@@ -3376,23 +3377,7 @@
           <w:sz w:val="24"/>
           <w:szCs w:val="24"/>
         </w:rPr>
-        <w:t>because of business travel or other valid reason. If a student misses 2 or more than 2 classes, the student's final</w:t>
-      </w:r>
-      <w:r>
-        <w:rPr>
-          <w:rFonts w:eastAsia="Arial"/>
-          <w:sz w:val="24"/>
-          <w:szCs w:val="24"/>
-        </w:rPr>
-        <w:t xml:space="preserve"> </w:t>
-      </w:r>
-      <w:r>
-        <w:rPr>
-          <w:rFonts w:eastAsia="Arial"/>
-          <w:sz w:val="24"/>
-          <w:szCs w:val="24"/>
-        </w:rPr>
-        <w:t>grade may be decreased.</w:t>
+        <w:t>because of business travel or other valid reason. If a student misses 2 or more than 2 classes, the student's final grade may be decreased.</w:t>
       </w:r>
     </w:p>
     <w:p>
@@ -3999,7 +3984,25 @@
           <w:szCs w:val="21"/>
         </w:rPr>
         <w:lastRenderedPageBreak/>
-        <w:t xml:space="preserve">A standard questionnaire (described below) will be administered during the last two weeks of the semester in all classes. Additional questions developed by the college or instructor(s) may be included as well. It is important that each student provide meaningful feedback to the instructor(s) so that changes can be made in the course to continually improve its effectiveness. We value student feedback about the course, our teaching styles, and course materials, so as to improve our teaching and </w:t>
+        <w:t xml:space="preserve">A standard questionnaire (described below) will be administered during the last two weeks of the semester in all classes. Additional questions developed by the college or instructor(s) may be included as well. It is important that each student provide meaningful feedback to the instructor(s) so that changes can be made in the course to continually improve its effectiveness. We value student feedback about the course, our teaching styles, and course materials, </w:t>
+      </w:r>
+      <w:proofErr w:type="gramStart"/>
+      <w:r>
+        <w:rPr>
+          <w:rFonts w:eastAsia="Times New Roman" w:cstheme="minorHAnsi"/>
+          <w:sz w:val="24"/>
+          <w:szCs w:val="21"/>
+        </w:rPr>
+        <w:t>so as to</w:t>
+      </w:r>
+      <w:proofErr w:type="gramEnd"/>
+      <w:r>
+        <w:rPr>
+          <w:rFonts w:eastAsia="Times New Roman" w:cstheme="minorHAnsi"/>
+          <w:sz w:val="24"/>
+          <w:szCs w:val="21"/>
+        </w:rPr>
+        <w:t xml:space="preserve"> improve our teaching and </w:t>
       </w:r>
       <w:proofErr w:type="gramStart"/>
       <w:r>
@@ -5273,7 +5276,25 @@
           <w:sz w:val="24"/>
           <w:szCs w:val="24"/>
         </w:rPr>
-        <w:t xml:space="preserve"> materials, misrepresentation/falsification of University records or academic work, malicious removal, retention, or destruction of library materials, malicious/intentional misuse of computer facilities and/or services, and misuse of student identification cards. Incidents of alleged academic misconduct will be handled through the established procedures of the University Judiciary Program, which includes either an “informal” resolution by a faculty member, resulting in a grade adjustment, or a formal hearing procedure, which may subject a student to the Code of Conduct’s minimum one semester suspension requirement. </w:t>
+        <w:t xml:space="preserve"> materials, misrepresentation/falsification of </w:t>
+      </w:r>
+      <w:proofErr w:type="gramStart"/>
+      <w:r>
+        <w:rPr>
+          <w:rFonts w:eastAsia="Times New Roman" w:cstheme="minorHAnsi"/>
+          <w:sz w:val="24"/>
+          <w:szCs w:val="24"/>
+        </w:rPr>
+        <w:t>University</w:t>
+      </w:r>
+      <w:proofErr w:type="gramEnd"/>
+      <w:r>
+        <w:rPr>
+          <w:rFonts w:eastAsia="Times New Roman" w:cstheme="minorHAnsi"/>
+          <w:sz w:val="24"/>
+          <w:szCs w:val="24"/>
+        </w:rPr>
+        <w:t xml:space="preserve"> records or academic work, malicious removal, retention, or destruction of library materials, malicious/intentional misuse of computer facilities and/or services, and misuse of student identification cards. Incidents of alleged academic misconduct will be handled through the established procedures of the University Judiciary Program, which includes either an “informal” resolution by a faculty member, resulting in a grade adjustment, or a formal hearing procedure, which may subject a student to the Code of Conduct’s minimum one semester suspension requirement. </w:t>
       </w:r>
     </w:p>
     <w:p>
@@ -7498,7 +7519,7 @@
 </file>
 
 <file path=word/endnotes.xml><?xml version="1.0" encoding="utf-8"?>
-<w:endnotes xmlns:wpc="http://schemas.microsoft.com/office/word/2010/wordprocessingCanvas" xmlns:cx="http://schemas.microsoft.com/office/drawing/2014/chartex" xmlns:cx1="http://schemas.microsoft.com/office/drawing/2015/9/8/chartex" xmlns:cx2="http://schemas.microsoft.com/office/drawing/2015/10/21/chartex" xmlns:cx3="http://schemas.microsoft.com/office/drawing/2016/5/9/chartex" xmlns:cx4="http://schemas.microsoft.com/office/drawing/2016/5/10/chartex" xmlns:cx5="http://schemas.microsoft.com/office/drawing/2016/5/11/chartex" xmlns:cx6="http://schemas.microsoft.com/office/drawing/2016/5/12/chartex" xmlns:cx7="http://schemas.microsoft.com/office/drawing/2016/5/13/chartex" xmlns:cx8="http://schemas.microsoft.com/office/drawing/2016/5/14/chartex" xmlns:mc="http://schemas.openxmlformats.org/markup-compatibility/2006" xmlns:aink="http://schemas.microsoft.com/office/drawing/2016/ink" xmlns:am3d="http://schemas.microsoft.com/office/drawing/2017/model3d" xmlns:o="urn:schemas-microsoft-com:office:office" xmlns:oel="http://schemas.microsoft.com/office/2019/extlst" xmlns:r="http://schemas.openxmlformats.org/officeDocument/2006/relationships" xmlns:m="http://schemas.openxmlformats.org/officeDocument/2006/math" xmlns:v="urn:schemas-microsoft-com:vml" xmlns:wp14="http://schemas.microsoft.com/office/word/2010/wordprocessingDrawing" xmlns:wp="http://schemas.openxmlformats.org/drawingml/2006/wordprocessingDrawing" xmlns:w10="urn:schemas-microsoft-com:office:word" xmlns:w="http://schemas.openxmlformats.org/wordprocessingml/2006/main" xmlns:w14="http://schemas.microsoft.com/office/word/2010/wordml" xmlns:w15="http://schemas.microsoft.com/office/word/2012/wordml" xmlns:w16cex="http://schemas.microsoft.com/office/word/2018/wordml/cex" xmlns:w16cid="http://schemas.microsoft.com/office/word/2016/wordml/cid" xmlns:w16="http://schemas.microsoft.com/office/word/2018/wordml" xmlns:w16du="http://schemas.microsoft.com/office/word/2023/wordml/word16du" xmlns:w16sdtdh="http://schemas.microsoft.com/office/word/2020/wordml/sdtdatahash" xmlns:w16se="http://schemas.microsoft.com/office/word/2015/wordml/symex" xmlns:wpg="http://schemas.microsoft.com/office/word/2010/wordprocessingGroup" xmlns:wpi="http://schemas.microsoft.com/office/word/2010/wordprocessingInk" xmlns:wne="http://schemas.microsoft.com/office/word/2006/wordml" xmlns:wps="http://schemas.microsoft.com/office/word/2010/wordprocessingShape" mc:Ignorable="w14 w15 w16se w16cid w16 w16cex w16sdtdh w16du wp14">
+<w:endnotes xmlns:wpc="http://schemas.microsoft.com/office/word/2010/wordprocessingCanvas" xmlns:cx="http://schemas.microsoft.com/office/drawing/2014/chartex" xmlns:cx1="http://schemas.microsoft.com/office/drawing/2015/9/8/chartex" xmlns:cx2="http://schemas.microsoft.com/office/drawing/2015/10/21/chartex" xmlns:cx3="http://schemas.microsoft.com/office/drawing/2016/5/9/chartex" xmlns:cx4="http://schemas.microsoft.com/office/drawing/2016/5/10/chartex" xmlns:cx5="http://schemas.microsoft.com/office/drawing/2016/5/11/chartex" xmlns:cx6="http://schemas.microsoft.com/office/drawing/2016/5/12/chartex" xmlns:cx7="http://schemas.microsoft.com/office/drawing/2016/5/13/chartex" xmlns:cx8="http://schemas.microsoft.com/office/drawing/2016/5/14/chartex" xmlns:mc="http://schemas.openxmlformats.org/markup-compatibility/2006" xmlns:aink="http://schemas.microsoft.com/office/drawing/2016/ink" xmlns:am3d="http://schemas.microsoft.com/office/drawing/2017/model3d" xmlns:o="urn:schemas-microsoft-com:office:office" xmlns:oel="http://schemas.microsoft.com/office/2019/extlst" xmlns:r="http://schemas.openxmlformats.org/officeDocument/2006/relationships" xmlns:m="http://schemas.openxmlformats.org/officeDocument/2006/math" xmlns:v="urn:schemas-microsoft-com:vml" xmlns:wp14="http://schemas.microsoft.com/office/word/2010/wordprocessingDrawing" xmlns:wp="http://schemas.openxmlformats.org/drawingml/2006/wordprocessingDrawing" xmlns:w10="urn:schemas-microsoft-com:office:word" xmlns:w="http://schemas.openxmlformats.org/wordprocessingml/2006/main" xmlns:w14="http://schemas.microsoft.com/office/word/2010/wordml" xmlns:w15="http://schemas.microsoft.com/office/word/2012/wordml" xmlns:w16cex="http://schemas.microsoft.com/office/word/2018/wordml/cex" xmlns:w16cid="http://schemas.microsoft.com/office/word/2016/wordml/cid" xmlns:w16="http://schemas.microsoft.com/office/word/2018/wordml" xmlns:w16du="http://schemas.microsoft.com/office/word/2023/wordml/word16du" xmlns:w16sdtdh="http://schemas.microsoft.com/office/word/2020/wordml/sdtdatahash" xmlns:w16sdtfl="http://schemas.microsoft.com/office/word/2024/wordml/sdtformatlock" xmlns:w16se="http://schemas.microsoft.com/office/word/2015/wordml/symex" xmlns:wpg="http://schemas.microsoft.com/office/word/2010/wordprocessingGroup" xmlns:wpi="http://schemas.microsoft.com/office/word/2010/wordprocessingInk" xmlns:wne="http://schemas.microsoft.com/office/word/2006/wordml" xmlns:wps="http://schemas.microsoft.com/office/word/2010/wordprocessingShape" mc:Ignorable="w14 w15 w16se w16cid w16 w16cex w16sdtdh w16sdtfl w16du wp14">
   <w:endnote w:type="separator" w:id="-1">
     <w:p>
       <w:r>
@@ -7520,7 +7541,7 @@
 </file>
 
 <file path=word/footer1.xml><?xml version="1.0" encoding="utf-8"?>
-<w:ftr xmlns:wpc="http://schemas.microsoft.com/office/word/2010/wordprocessingCanvas" xmlns:cx="http://schemas.microsoft.com/office/drawing/2014/chartex" xmlns:cx1="http://schemas.microsoft.com/office/drawing/2015/9/8/chartex" xmlns:cx2="http://schemas.microsoft.com/office/drawing/2015/10/21/chartex" xmlns:cx3="http://schemas.microsoft.com/office/drawing/2016/5/9/chartex" xmlns:cx4="http://schemas.microsoft.com/office/drawing/2016/5/10/chartex" xmlns:cx5="http://schemas.microsoft.com/office/drawing/2016/5/11/chartex" xmlns:cx6="http://schemas.microsoft.com/office/drawing/2016/5/12/chartex" xmlns:cx7="http://schemas.microsoft.com/office/drawing/2016/5/13/chartex" xmlns:cx8="http://schemas.microsoft.com/office/drawing/2016/5/14/chartex" xmlns:mc="http://schemas.openxmlformats.org/markup-compatibility/2006" xmlns:aink="http://schemas.microsoft.com/office/drawing/2016/ink" xmlns:am3d="http://schemas.microsoft.com/office/drawing/2017/model3d" xmlns:o="urn:schemas-microsoft-com:office:office" xmlns:oel="http://schemas.microsoft.com/office/2019/extlst" xmlns:r="http://schemas.openxmlformats.org/officeDocument/2006/relationships" xmlns:m="http://schemas.openxmlformats.org/officeDocument/2006/math" xmlns:v="urn:schemas-microsoft-com:vml" xmlns:wp14="http://schemas.microsoft.com/office/word/2010/wordprocessingDrawing" xmlns:wp="http://schemas.openxmlformats.org/drawingml/2006/wordprocessingDrawing" xmlns:w10="urn:schemas-microsoft-com:office:word" xmlns:w="http://schemas.openxmlformats.org/wordprocessingml/2006/main" xmlns:w14="http://schemas.microsoft.com/office/word/2010/wordml" xmlns:w15="http://schemas.microsoft.com/office/word/2012/wordml" xmlns:w16cex="http://schemas.microsoft.com/office/word/2018/wordml/cex" xmlns:w16cid="http://schemas.microsoft.com/office/word/2016/wordml/cid" xmlns:w16="http://schemas.microsoft.com/office/word/2018/wordml" xmlns:w16du="http://schemas.microsoft.com/office/word/2023/wordml/word16du" xmlns:w16sdtdh="http://schemas.microsoft.com/office/word/2020/wordml/sdtdatahash" xmlns:w16se="http://schemas.microsoft.com/office/word/2015/wordml/symex" xmlns:wpg="http://schemas.microsoft.com/office/word/2010/wordprocessingGroup" xmlns:wpi="http://schemas.microsoft.com/office/word/2010/wordprocessingInk" xmlns:wne="http://schemas.microsoft.com/office/word/2006/wordml" xmlns:wps="http://schemas.microsoft.com/office/word/2010/wordprocessingShape" mc:Ignorable="w14 w15 w16se w16cid w16 w16cex w16sdtdh w16du wp14">
+<w:ftr xmlns:wpc="http://schemas.microsoft.com/office/word/2010/wordprocessingCanvas" xmlns:cx="http://schemas.microsoft.com/office/drawing/2014/chartex" xmlns:cx1="http://schemas.microsoft.com/office/drawing/2015/9/8/chartex" xmlns:cx2="http://schemas.microsoft.com/office/drawing/2015/10/21/chartex" xmlns:cx3="http://schemas.microsoft.com/office/drawing/2016/5/9/chartex" xmlns:cx4="http://schemas.microsoft.com/office/drawing/2016/5/10/chartex" xmlns:cx5="http://schemas.microsoft.com/office/drawing/2016/5/11/chartex" xmlns:cx6="http://schemas.microsoft.com/office/drawing/2016/5/12/chartex" xmlns:cx7="http://schemas.microsoft.com/office/drawing/2016/5/13/chartex" xmlns:cx8="http://schemas.microsoft.com/office/drawing/2016/5/14/chartex" xmlns:mc="http://schemas.openxmlformats.org/markup-compatibility/2006" xmlns:aink="http://schemas.microsoft.com/office/drawing/2016/ink" xmlns:am3d="http://schemas.microsoft.com/office/drawing/2017/model3d" xmlns:o="urn:schemas-microsoft-com:office:office" xmlns:oel="http://schemas.microsoft.com/office/2019/extlst" xmlns:r="http://schemas.openxmlformats.org/officeDocument/2006/relationships" xmlns:m="http://schemas.openxmlformats.org/officeDocument/2006/math" xmlns:v="urn:schemas-microsoft-com:vml" xmlns:wp14="http://schemas.microsoft.com/office/word/2010/wordprocessingDrawing" xmlns:wp="http://schemas.openxmlformats.org/drawingml/2006/wordprocessingDrawing" xmlns:w10="urn:schemas-microsoft-com:office:word" xmlns:w="http://schemas.openxmlformats.org/wordprocessingml/2006/main" xmlns:w14="http://schemas.microsoft.com/office/word/2010/wordml" xmlns:w15="http://schemas.microsoft.com/office/word/2012/wordml" xmlns:w16cex="http://schemas.microsoft.com/office/word/2018/wordml/cex" xmlns:w16cid="http://schemas.microsoft.com/office/word/2016/wordml/cid" xmlns:w16="http://schemas.microsoft.com/office/word/2018/wordml" xmlns:w16du="http://schemas.microsoft.com/office/word/2023/wordml/word16du" xmlns:w16sdtdh="http://schemas.microsoft.com/office/word/2020/wordml/sdtdatahash" xmlns:w16sdtfl="http://schemas.microsoft.com/office/word/2024/wordml/sdtformatlock" xmlns:w16se="http://schemas.microsoft.com/office/word/2015/wordml/symex" xmlns:wpg="http://schemas.microsoft.com/office/word/2010/wordprocessingGroup" xmlns:wpi="http://schemas.microsoft.com/office/word/2010/wordprocessingInk" xmlns:wne="http://schemas.microsoft.com/office/word/2006/wordml" xmlns:wps="http://schemas.microsoft.com/office/word/2010/wordprocessingShape" mc:Ignorable="w14 w15 w16se w16cid w16 w16cex w16sdtdh w16sdtfl w16du wp14">
   <w:p>
     <w:pPr>
       <w:pStyle w:val="Footer"/>
@@ -7546,7 +7567,7 @@
 </file>
 
 <file path=word/footnotes.xml><?xml version="1.0" encoding="utf-8"?>
-<w:footnotes xmlns:wpc="http://schemas.microsoft.com/office/word/2010/wordprocessingCanvas" xmlns:cx="http://schemas.microsoft.com/office/drawing/2014/chartex" xmlns:cx1="http://schemas.microsoft.com/office/drawing/2015/9/8/chartex" xmlns:cx2="http://schemas.microsoft.com/office/drawing/2015/10/21/chartex" xmlns:cx3="http://schemas.microsoft.com/office/drawing/2016/5/9/chartex" xmlns:cx4="http://schemas.microsoft.com/office/drawing/2016/5/10/chartex" xmlns:cx5="http://schemas.microsoft.com/office/drawing/2016/5/11/chartex" xmlns:cx6="http://schemas.microsoft.com/office/drawing/2016/5/12/chartex" xmlns:cx7="http://schemas.microsoft.com/office/drawing/2016/5/13/chartex" xmlns:cx8="http://schemas.microsoft.com/office/drawing/2016/5/14/chartex" xmlns:mc="http://schemas.openxmlformats.org/markup-compatibility/2006" xmlns:aink="http://schemas.microsoft.com/office/drawing/2016/ink" xmlns:am3d="http://schemas.microsoft.com/office/drawing/2017/model3d" xmlns:o="urn:schemas-microsoft-com:office:office" xmlns:oel="http://schemas.microsoft.com/office/2019/extlst" xmlns:r="http://schemas.openxmlformats.org/officeDocument/2006/relationships" xmlns:m="http://schemas.openxmlformats.org/officeDocument/2006/math" xmlns:v="urn:schemas-microsoft-com:vml" xmlns:wp14="http://schemas.microsoft.com/office/word/2010/wordprocessingDrawing" xmlns:wp="http://schemas.openxmlformats.org/drawingml/2006/wordprocessingDrawing" xmlns:w10="urn:schemas-microsoft-com:office:word" xmlns:w="http://schemas.openxmlformats.org/wordprocessingml/2006/main" xmlns:w14="http://schemas.microsoft.com/office/word/2010/wordml" xmlns:w15="http://schemas.microsoft.com/office/word/2012/wordml" xmlns:w16cex="http://schemas.microsoft.com/office/word/2018/wordml/cex" xmlns:w16cid="http://schemas.microsoft.com/office/word/2016/wordml/cid" xmlns:w16="http://schemas.microsoft.com/office/word/2018/wordml" xmlns:w16du="http://schemas.microsoft.com/office/word/2023/wordml/word16du" xmlns:w16sdtdh="http://schemas.microsoft.com/office/word/2020/wordml/sdtdatahash" xmlns:w16se="http://schemas.microsoft.com/office/word/2015/wordml/symex" xmlns:wpg="http://schemas.microsoft.com/office/word/2010/wordprocessingGroup" xmlns:wpi="http://schemas.microsoft.com/office/word/2010/wordprocessingInk" xmlns:wne="http://schemas.microsoft.com/office/word/2006/wordml" xmlns:wps="http://schemas.microsoft.com/office/word/2010/wordprocessingShape" mc:Ignorable="w14 w15 w16se w16cid w16 w16cex w16sdtdh w16du wp14">
+<w:footnotes xmlns:wpc="http://schemas.microsoft.com/office/word/2010/wordprocessingCanvas" xmlns:cx="http://schemas.microsoft.com/office/drawing/2014/chartex" xmlns:cx1="http://schemas.microsoft.com/office/drawing/2015/9/8/chartex" xmlns:cx2="http://schemas.microsoft.com/office/drawing/2015/10/21/chartex" xmlns:cx3="http://schemas.microsoft.com/office/drawing/2016/5/9/chartex" xmlns:cx4="http://schemas.microsoft.com/office/drawing/2016/5/10/chartex" xmlns:cx5="http://schemas.microsoft.com/office/drawing/2016/5/11/chartex" xmlns:cx6="http://schemas.microsoft.com/office/drawing/2016/5/12/chartex" xmlns:cx7="http://schemas.microsoft.com/office/drawing/2016/5/13/chartex" xmlns:cx8="http://schemas.microsoft.com/office/drawing/2016/5/14/chartex" xmlns:mc="http://schemas.openxmlformats.org/markup-compatibility/2006" xmlns:aink="http://schemas.microsoft.com/office/drawing/2016/ink" xmlns:am3d="http://schemas.microsoft.com/office/drawing/2017/model3d" xmlns:o="urn:schemas-microsoft-com:office:office" xmlns:oel="http://schemas.microsoft.com/office/2019/extlst" xmlns:r="http://schemas.openxmlformats.org/officeDocument/2006/relationships" xmlns:m="http://schemas.openxmlformats.org/officeDocument/2006/math" xmlns:v="urn:schemas-microsoft-com:vml" xmlns:wp14="http://schemas.microsoft.com/office/word/2010/wordprocessingDrawing" xmlns:wp="http://schemas.openxmlformats.org/drawingml/2006/wordprocessingDrawing" xmlns:w10="urn:schemas-microsoft-com:office:word" xmlns:w="http://schemas.openxmlformats.org/wordprocessingml/2006/main" xmlns:w14="http://schemas.microsoft.com/office/word/2010/wordml" xmlns:w15="http://schemas.microsoft.com/office/word/2012/wordml" xmlns:w16cex="http://schemas.microsoft.com/office/word/2018/wordml/cex" xmlns:w16cid="http://schemas.microsoft.com/office/word/2016/wordml/cid" xmlns:w16="http://schemas.microsoft.com/office/word/2018/wordml" xmlns:w16du="http://schemas.microsoft.com/office/word/2023/wordml/word16du" xmlns:w16sdtdh="http://schemas.microsoft.com/office/word/2020/wordml/sdtdatahash" xmlns:w16sdtfl="http://schemas.microsoft.com/office/word/2024/wordml/sdtformatlock" xmlns:w16se="http://schemas.microsoft.com/office/word/2015/wordml/symex" xmlns:wpg="http://schemas.microsoft.com/office/word/2010/wordprocessingGroup" xmlns:wpi="http://schemas.microsoft.com/office/word/2010/wordprocessingInk" xmlns:wne="http://schemas.microsoft.com/office/word/2006/wordml" xmlns:wps="http://schemas.microsoft.com/office/word/2010/wordprocessingShape" mc:Ignorable="w14 w15 w16se w16cid w16 w16cex w16sdtdh w16sdtfl w16du wp14">
   <w:footnote w:type="separator" w:id="-1">
     <w:p>
       <w:r>
@@ -7568,7 +7589,7 @@
 </file>
 
 <file path=word/header1.xml><?xml version="1.0" encoding="utf-8"?>
-<w:hdr xmlns:wpc="http://schemas.microsoft.com/office/word/2010/wordprocessingCanvas" xmlns:cx="http://schemas.microsoft.com/office/drawing/2014/chartex" xmlns:cx1="http://schemas.microsoft.com/office/drawing/2015/9/8/chartex" xmlns:cx2="http://schemas.microsoft.com/office/drawing/2015/10/21/chartex" xmlns:cx3="http://schemas.microsoft.com/office/drawing/2016/5/9/chartex" xmlns:cx4="http://schemas.microsoft.com/office/drawing/2016/5/10/chartex" xmlns:cx5="http://schemas.microsoft.com/office/drawing/2016/5/11/chartex" xmlns:cx6="http://schemas.microsoft.com/office/drawing/2016/5/12/chartex" xmlns:cx7="http://schemas.microsoft.com/office/drawing/2016/5/13/chartex" xmlns:cx8="http://schemas.microsoft.com/office/drawing/2016/5/14/chartex" xmlns:mc="http://schemas.openxmlformats.org/markup-compatibility/2006" xmlns:aink="http://schemas.microsoft.com/office/drawing/2016/ink" xmlns:am3d="http://schemas.microsoft.com/office/drawing/2017/model3d" xmlns:o="urn:schemas-microsoft-com:office:office" xmlns:oel="http://schemas.microsoft.com/office/2019/extlst" xmlns:r="http://schemas.openxmlformats.org/officeDocument/2006/relationships" xmlns:m="http://schemas.openxmlformats.org/officeDocument/2006/math" xmlns:v="urn:schemas-microsoft-com:vml" xmlns:wp14="http://schemas.microsoft.com/office/word/2010/wordprocessingDrawing" xmlns:wp="http://schemas.openxmlformats.org/drawingml/2006/wordprocessingDrawing" xmlns:w10="urn:schemas-microsoft-com:office:word" xmlns:w="http://schemas.openxmlformats.org/wordprocessingml/2006/main" xmlns:w14="http://schemas.microsoft.com/office/word/2010/wordml" xmlns:w15="http://schemas.microsoft.com/office/word/2012/wordml" xmlns:w16cex="http://schemas.microsoft.com/office/word/2018/wordml/cex" xmlns:w16cid="http://schemas.microsoft.com/office/word/2016/wordml/cid" xmlns:w16="http://schemas.microsoft.com/office/word/2018/wordml" xmlns:w16du="http://schemas.microsoft.com/office/word/2023/wordml/word16du" xmlns:w16sdtdh="http://schemas.microsoft.com/office/word/2020/wordml/sdtdatahash" xmlns:w16se="http://schemas.microsoft.com/office/word/2015/wordml/symex" xmlns:wpg="http://schemas.microsoft.com/office/word/2010/wordprocessingGroup" xmlns:wpi="http://schemas.microsoft.com/office/word/2010/wordprocessingInk" xmlns:wne="http://schemas.microsoft.com/office/word/2006/wordml" xmlns:wps="http://schemas.microsoft.com/office/word/2010/wordprocessingShape" mc:Ignorable="w14 w15 w16se w16cid w16 w16cex w16sdtdh w16du wp14">
+<w:hdr xmlns:wpc="http://schemas.microsoft.com/office/word/2010/wordprocessingCanvas" xmlns:cx="http://schemas.microsoft.com/office/drawing/2014/chartex" xmlns:cx1="http://schemas.microsoft.com/office/drawing/2015/9/8/chartex" xmlns:cx2="http://schemas.microsoft.com/office/drawing/2015/10/21/chartex" xmlns:cx3="http://schemas.microsoft.com/office/drawing/2016/5/9/chartex" xmlns:cx4="http://schemas.microsoft.com/office/drawing/2016/5/10/chartex" xmlns:cx5="http://schemas.microsoft.com/office/drawing/2016/5/11/chartex" xmlns:cx6="http://schemas.microsoft.com/office/drawing/2016/5/12/chartex" xmlns:cx7="http://schemas.microsoft.com/office/drawing/2016/5/13/chartex" xmlns:cx8="http://schemas.microsoft.com/office/drawing/2016/5/14/chartex" xmlns:mc="http://schemas.openxmlformats.org/markup-compatibility/2006" xmlns:aink="http://schemas.microsoft.com/office/drawing/2016/ink" xmlns:am3d="http://schemas.microsoft.com/office/drawing/2017/model3d" xmlns:o="urn:schemas-microsoft-com:office:office" xmlns:oel="http://schemas.microsoft.com/office/2019/extlst" xmlns:r="http://schemas.openxmlformats.org/officeDocument/2006/relationships" xmlns:m="http://schemas.openxmlformats.org/officeDocument/2006/math" xmlns:v="urn:schemas-microsoft-com:vml" xmlns:wp14="http://schemas.microsoft.com/office/word/2010/wordprocessingDrawing" xmlns:wp="http://schemas.openxmlformats.org/drawingml/2006/wordprocessingDrawing" xmlns:w10="urn:schemas-microsoft-com:office:word" xmlns:w="http://schemas.openxmlformats.org/wordprocessingml/2006/main" xmlns:w14="http://schemas.microsoft.com/office/word/2010/wordml" xmlns:w15="http://schemas.microsoft.com/office/word/2012/wordml" xmlns:w16cex="http://schemas.microsoft.com/office/word/2018/wordml/cex" xmlns:w16cid="http://schemas.microsoft.com/office/word/2016/wordml/cid" xmlns:w16="http://schemas.microsoft.com/office/word/2018/wordml" xmlns:w16du="http://schemas.microsoft.com/office/word/2023/wordml/word16du" xmlns:w16sdtdh="http://schemas.microsoft.com/office/word/2020/wordml/sdtdatahash" xmlns:w16sdtfl="http://schemas.microsoft.com/office/word/2024/wordml/sdtformatlock" xmlns:w16se="http://schemas.microsoft.com/office/word/2015/wordml/symex" xmlns:wpg="http://schemas.microsoft.com/office/word/2010/wordprocessingGroup" xmlns:wpi="http://schemas.microsoft.com/office/word/2010/wordprocessingInk" xmlns:wne="http://schemas.microsoft.com/office/word/2006/wordml" xmlns:wps="http://schemas.microsoft.com/office/word/2010/wordprocessingShape" mc:Ignorable="w14 w15 w16se w16cid w16 w16cex w16sdtdh w16sdtfl w16du wp14">
   <w:tbl>
     <w:tblPr>
       <w:tblW w:w="0" w:type="auto"/>
@@ -7629,7 +7650,7 @@
 </file>
 
 <file path=word/numbering.xml><?xml version="1.0" encoding="utf-8"?>
-<w:numbering xmlns:wpc="http://schemas.microsoft.com/office/word/2010/wordprocessingCanvas" xmlns:cx="http://schemas.microsoft.com/office/drawing/2014/chartex" xmlns:cx1="http://schemas.microsoft.com/office/drawing/2015/9/8/chartex" xmlns:cx2="http://schemas.microsoft.com/office/drawing/2015/10/21/chartex" xmlns:cx3="http://schemas.microsoft.com/office/drawing/2016/5/9/chartex" xmlns:cx4="http://schemas.microsoft.com/office/drawing/2016/5/10/chartex" xmlns:cx5="http://schemas.microsoft.com/office/drawing/2016/5/11/chartex" xmlns:cx6="http://schemas.microsoft.com/office/drawing/2016/5/12/chartex" xmlns:cx7="http://schemas.microsoft.com/office/drawing/2016/5/13/chartex" xmlns:cx8="http://schemas.microsoft.com/office/drawing/2016/5/14/chartex" xmlns:mc="http://schemas.openxmlformats.org/markup-compatibility/2006" xmlns:aink="http://schemas.microsoft.com/office/drawing/2016/ink" xmlns:am3d="http://schemas.microsoft.com/office/drawing/2017/model3d" xmlns:o="urn:schemas-microsoft-com:office:office" xmlns:oel="http://schemas.microsoft.com/office/2019/extlst" xmlns:r="http://schemas.openxmlformats.org/officeDocument/2006/relationships" xmlns:m="http://schemas.openxmlformats.org/officeDocument/2006/math" xmlns:v="urn:schemas-microsoft-com:vml" xmlns:wp14="http://schemas.microsoft.com/office/word/2010/wordprocessingDrawing" xmlns:wp="http://schemas.openxmlformats.org/drawingml/2006/wordprocessingDrawing" xmlns:w10="urn:schemas-microsoft-com:office:word" xmlns:w="http://schemas.openxmlformats.org/wordprocessingml/2006/main" xmlns:w14="http://schemas.microsoft.com/office/word/2010/wordml" xmlns:w15="http://schemas.microsoft.com/office/word/2012/wordml" xmlns:w16cex="http://schemas.microsoft.com/office/word/2018/wordml/cex" xmlns:w16cid="http://schemas.microsoft.com/office/word/2016/wordml/cid" xmlns:w16="http://schemas.microsoft.com/office/word/2018/wordml" xmlns:w16du="http://schemas.microsoft.com/office/word/2023/wordml/word16du" xmlns:w16sdtdh="http://schemas.microsoft.com/office/word/2020/wordml/sdtdatahash" xmlns:w16se="http://schemas.microsoft.com/office/word/2015/wordml/symex" xmlns:wpg="http://schemas.microsoft.com/office/word/2010/wordprocessingGroup" xmlns:wpi="http://schemas.microsoft.com/office/word/2010/wordprocessingInk" xmlns:wne="http://schemas.microsoft.com/office/word/2006/wordml" xmlns:wps="http://schemas.microsoft.com/office/word/2010/wordprocessingShape" mc:Ignorable="w14 w15 w16se w16cid w16 w16cex w16sdtdh w16du wp14">
+<w:numbering xmlns:wpc="http://schemas.microsoft.com/office/word/2010/wordprocessingCanvas" xmlns:cx="http://schemas.microsoft.com/office/drawing/2014/chartex" xmlns:cx1="http://schemas.microsoft.com/office/drawing/2015/9/8/chartex" xmlns:cx2="http://schemas.microsoft.com/office/drawing/2015/10/21/chartex" xmlns:cx3="http://schemas.microsoft.com/office/drawing/2016/5/9/chartex" xmlns:cx4="http://schemas.microsoft.com/office/drawing/2016/5/10/chartex" xmlns:cx5="http://schemas.microsoft.com/office/drawing/2016/5/11/chartex" xmlns:cx6="http://schemas.microsoft.com/office/drawing/2016/5/12/chartex" xmlns:cx7="http://schemas.microsoft.com/office/drawing/2016/5/13/chartex" xmlns:cx8="http://schemas.microsoft.com/office/drawing/2016/5/14/chartex" xmlns:mc="http://schemas.openxmlformats.org/markup-compatibility/2006" xmlns:aink="http://schemas.microsoft.com/office/drawing/2016/ink" xmlns:am3d="http://schemas.microsoft.com/office/drawing/2017/model3d" xmlns:o="urn:schemas-microsoft-com:office:office" xmlns:oel="http://schemas.microsoft.com/office/2019/extlst" xmlns:r="http://schemas.openxmlformats.org/officeDocument/2006/relationships" xmlns:m="http://schemas.openxmlformats.org/officeDocument/2006/math" xmlns:v="urn:schemas-microsoft-com:vml" xmlns:wp14="http://schemas.microsoft.com/office/word/2010/wordprocessingDrawing" xmlns:wp="http://schemas.openxmlformats.org/drawingml/2006/wordprocessingDrawing" xmlns:w10="urn:schemas-microsoft-com:office:word" xmlns:w="http://schemas.openxmlformats.org/wordprocessingml/2006/main" xmlns:w14="http://schemas.microsoft.com/office/word/2010/wordml" xmlns:w15="http://schemas.microsoft.com/office/word/2012/wordml" xmlns:w16cex="http://schemas.microsoft.com/office/word/2018/wordml/cex" xmlns:w16cid="http://schemas.microsoft.com/office/word/2016/wordml/cid" xmlns:w16="http://schemas.microsoft.com/office/word/2018/wordml" xmlns:w16du="http://schemas.microsoft.com/office/word/2023/wordml/word16du" xmlns:w16sdtdh="http://schemas.microsoft.com/office/word/2020/wordml/sdtdatahash" xmlns:w16sdtfl="http://schemas.microsoft.com/office/word/2024/wordml/sdtformatlock" xmlns:w16se="http://schemas.microsoft.com/office/word/2015/wordml/symex" xmlns:wpg="http://schemas.microsoft.com/office/word/2010/wordprocessingGroup" xmlns:wpi="http://schemas.microsoft.com/office/word/2010/wordprocessingInk" xmlns:wne="http://schemas.microsoft.com/office/word/2006/wordml" xmlns:wps="http://schemas.microsoft.com/office/word/2010/wordprocessingShape" mc:Ignorable="w14 w15 w16se w16cid w16 w16cex w16sdtdh w16sdtfl w16du wp14">
   <w:abstractNum w:abstractNumId="0" w15:restartNumberingAfterBreak="0">
     <w:nsid w:val="04BE2897"/>
     <w:multiLevelType w:val="hybridMultilevel"/>
@@ -8571,7 +8592,7 @@
 </file>
 
 <file path=word/styles.xml><?xml version="1.0" encoding="utf-8"?>
-<w:styles xmlns:mc="http://schemas.openxmlformats.org/markup-compatibility/2006" xmlns:r="http://schemas.openxmlformats.org/officeDocument/2006/relationships" xmlns:w="http://schemas.openxmlformats.org/wordprocessingml/2006/main" xmlns:w14="http://schemas.microsoft.com/office/word/2010/wordml" xmlns:w15="http://schemas.microsoft.com/office/word/2012/wordml" xmlns:w16cex="http://schemas.microsoft.com/office/word/2018/wordml/cex" xmlns:w16cid="http://schemas.microsoft.com/office/word/2016/wordml/cid" xmlns:w16="http://schemas.microsoft.com/office/word/2018/wordml" xmlns:w16du="http://schemas.microsoft.com/office/word/2023/wordml/word16du" xmlns:w16sdtdh="http://schemas.microsoft.com/office/word/2020/wordml/sdtdatahash" xmlns:w16se="http://schemas.microsoft.com/office/word/2015/wordml/symex" mc:Ignorable="w14 w15 w16se w16cid w16 w16cex w16sdtdh w16du">
+<w:styles xmlns:mc="http://schemas.openxmlformats.org/markup-compatibility/2006" xmlns:r="http://schemas.openxmlformats.org/officeDocument/2006/relationships" xmlns:w="http://schemas.openxmlformats.org/wordprocessingml/2006/main" xmlns:w14="http://schemas.microsoft.com/office/word/2010/wordml" xmlns:w15="http://schemas.microsoft.com/office/word/2012/wordml" xmlns:w16cex="http://schemas.microsoft.com/office/word/2018/wordml/cex" xmlns:w16cid="http://schemas.microsoft.com/office/word/2016/wordml/cid" xmlns:w16="http://schemas.microsoft.com/office/word/2018/wordml" xmlns:w16du="http://schemas.microsoft.com/office/word/2023/wordml/word16du" xmlns:w16sdtdh="http://schemas.microsoft.com/office/word/2020/wordml/sdtdatahash" xmlns:w16sdtfl="http://schemas.microsoft.com/office/word/2024/wordml/sdtformatlock" xmlns:w16se="http://schemas.microsoft.com/office/word/2015/wordml/symex" mc:Ignorable="w14 w15 w16se w16cid w16 w16cex w16sdtdh w16sdtfl w16du">
   <w:docDefaults>
     <w:rPrDefault>
       <w:rPr>
@@ -9693,15 +9714,6 @@
 </file>
 
 <file path=customXml/item1.xml><?xml version="1.0" encoding="utf-8"?>
-<?mso-contentType ?>
-<FormTemplates xmlns="http://schemas.microsoft.com/sharepoint/v3/contenttype/forms">
-  <Display>DocumentLibraryForm</Display>
-  <Edit>DocumentLibraryForm</Edit>
-  <New>DocumentLibraryForm</New>
-</FormTemplates>
-</file>
-
-<file path=customXml/item2.xml><?xml version="1.0" encoding="utf-8"?>
 <ct:contentTypeSchema xmlns:ct="http://schemas.microsoft.com/office/2006/metadata/contentType" xmlns:ma="http://schemas.microsoft.com/office/2006/metadata/properties/metaAttributes" ct:_="" ma:_="" ma:contentTypeName="Document" ma:contentTypeID="0x0101005C8694EDDC556D48A3A2F9DAB14640A9" ma:contentTypeVersion="19" ma:contentTypeDescription="Create a new document." ma:contentTypeScope="" ma:versionID="007d6f60398a2a62edd16a45528de149">
   <xsd:schema xmlns:xsd="http://www.w3.org/2001/XMLSchema" xmlns:xs="http://www.w3.org/2001/XMLSchema" xmlns:p="http://schemas.microsoft.com/office/2006/metadata/properties" xmlns:ns2="2b50b422-c025-439b-8df6-71285c110892" xmlns:ns3="09241bc2-aa07-462a-9c49-d382f2ea7c29" targetNamespace="http://schemas.microsoft.com/office/2006/metadata/properties" ma:root="true" ma:fieldsID="c4d679a5101131d6e654ceafde843fca" ns2:_="" ns3:_="">
     <xsd:import namespace="2b50b422-c025-439b-8df6-71285c110892"/>
@@ -9956,7 +9968,20 @@
 </ct:contentTypeSchema>
 </file>
 
+<file path=customXml/item2.xml><?xml version="1.0" encoding="utf-8"?>
+<?mso-contentType ?>
+<FormTemplates xmlns="http://schemas.microsoft.com/sharepoint/v3/contenttype/forms">
+  <Display>DocumentLibraryForm</Display>
+  <Edit>DocumentLibraryForm</Edit>
+  <New>DocumentLibraryForm</New>
+</FormTemplates>
+</file>
+
 <file path=customXml/item3.xml><?xml version="1.0" encoding="utf-8"?>
+<b:Sources xmlns:b="http://schemas.openxmlformats.org/officeDocument/2006/bibliography" xmlns="http://schemas.openxmlformats.org/officeDocument/2006/bibliography" SelectedStyle="/APASixthEditionOfficeOnline.xsl" StyleName="APA" Version="6"/>
+</file>
+
+<file path=customXml/item4.xml><?xml version="1.0" encoding="utf-8"?>
 <p:properties xmlns:p="http://schemas.microsoft.com/office/2006/metadata/properties" xmlns:xsi="http://www.w3.org/2001/XMLSchema-instance" xmlns:pc="http://schemas.microsoft.com/office/infopath/2007/PartnerControls">
   <documentManagement>
     <lcf76f155ced4ddcb4097134ff3c332f xmlns="2b50b422-c025-439b-8df6-71285c110892">
@@ -9968,19 +9993,7 @@
 </p:properties>
 </file>
 
-<file path=customXml/item4.xml><?xml version="1.0" encoding="utf-8"?>
-<b:Sources xmlns:b="http://schemas.openxmlformats.org/officeDocument/2006/bibliography" xmlns="http://schemas.openxmlformats.org/officeDocument/2006/bibliography" SelectedStyle="/APASixthEditionOfficeOnline.xsl" StyleName="APA" Version="6"/>
-</file>
-
 <file path=customXml/itemProps1.xml><?xml version="1.0" encoding="utf-8"?>
-<ds:datastoreItem xmlns:ds="http://schemas.openxmlformats.org/officeDocument/2006/customXml" ds:itemID="{73D07C5C-AC67-410C-B500-6A01FD3AE539}">
-  <ds:schemaRefs>
-    <ds:schemaRef ds:uri="http://schemas.microsoft.com/sharepoint/v3/contenttype/forms"/>
-  </ds:schemaRefs>
-</ds:datastoreItem>
-</file>
-
-<file path=customXml/itemProps2.xml><?xml version="1.0" encoding="utf-8"?>
 <ds:datastoreItem xmlns:ds="http://schemas.openxmlformats.org/officeDocument/2006/customXml" ds:itemID="{B7223C37-FB7A-4528-A4A1-FA32EDCF07E0}">
   <ds:schemaRefs>
     <ds:schemaRef ds:uri="http://schemas.microsoft.com/office/2006/metadata/contentType"/>
@@ -9999,7 +10012,23 @@
 </ds:datastoreItem>
 </file>
 
+<file path=customXml/itemProps2.xml><?xml version="1.0" encoding="utf-8"?>
+<ds:datastoreItem xmlns:ds="http://schemas.openxmlformats.org/officeDocument/2006/customXml" ds:itemID="{73D07C5C-AC67-410C-B500-6A01FD3AE539}">
+  <ds:schemaRefs>
+    <ds:schemaRef ds:uri="http://schemas.microsoft.com/sharepoint/v3/contenttype/forms"/>
+  </ds:schemaRefs>
+</ds:datastoreItem>
+</file>
+
 <file path=customXml/itemProps3.xml><?xml version="1.0" encoding="utf-8"?>
+<ds:datastoreItem xmlns:ds="http://schemas.openxmlformats.org/officeDocument/2006/customXml" ds:itemID="{344FEE3B-644C-4A73-B503-C3E417606310}">
+  <ds:schemaRefs>
+    <ds:schemaRef ds:uri="http://schemas.openxmlformats.org/officeDocument/2006/bibliography"/>
+  </ds:schemaRefs>
+</ds:datastoreItem>
+</file>
+
+<file path=customXml/itemProps4.xml><?xml version="1.0" encoding="utf-8"?>
 <ds:datastoreItem xmlns:ds="http://schemas.openxmlformats.org/officeDocument/2006/customXml" ds:itemID="{2EF9BEFA-B9A7-4873-8674-716F4FCF67A5}">
   <ds:schemaRefs>
     <ds:schemaRef ds:uri="http://schemas.microsoft.com/office/2006/metadata/properties"/>
@@ -10008,12 +10037,4 @@
     <ds:schemaRef ds:uri="09241bc2-aa07-462a-9c49-d382f2ea7c29"/>
   </ds:schemaRefs>
 </ds:datastoreItem>
-</file>
-
-<file path=customXml/itemProps4.xml><?xml version="1.0" encoding="utf-8"?>
-<ds:datastoreItem xmlns:ds="http://schemas.openxmlformats.org/officeDocument/2006/customXml" ds:itemID="{344FEE3B-644C-4A73-B503-C3E417606310}">
-  <ds:schemaRefs>
-    <ds:schemaRef ds:uri="http://schemas.openxmlformats.org/officeDocument/2006/bibliography"/>
-  </ds:schemaRefs>
-</ds:datastoreItem>
 </file>